--- a/resources/documents/withdrawal-form-template-en.docx
+++ b/resources/documents/withdrawal-form-template-en.docx
@@ -43,9 +43,9 @@
           <w:sz-cs w:val="29"/>
           <w:spacing w:val="0"/>
         </w:rPr>
-        <w:t xml:space="preserve">To: WAYOUT S.R.L., Via Privata Cesare Battisti 2, 20032 Cormano (MI), Italy</w:t>
+        <w:t xml:space="preserve">To: WAYOUT S.R.L., Via Guglielmo Marconi 24/B, 20082 Binasco (MI), Italy</w:t>
         <w:br/>
-        <w:t xml:space="preserve">Email: info@wayoutapp.it</w:t>
+        <w:t xml:space="preserve">Email: amministrazione@wayoutapp.it</w:t>
       </w:r>
     </w:p>
     <w:p>
